--- a/research/HomeOptic Project Report.docx
+++ b/research/HomeOptic Project Report.docx
@@ -592,12 +592,6 @@
         <w:gridCol w:w="2000"/>
       </w:tblGrid>
       <w:tr>
-        <w:tblPrEx>
-          <w:tblCellMar>
-            <w:top w:w="0" w:type="dxa"/>
-            <w:bottom w:w="0" w:type="dxa"/>
-          </w:tblCellMar>
-        </w:tblPrEx>
         <w:trPr>
           <w:tblHeader/>
         </w:trPr>
@@ -723,12 +717,6 @@
         </w:tc>
       </w:tr>
       <w:tr>
-        <w:tblPrEx>
-          <w:tblCellMar>
-            <w:top w:w="0" w:type="dxa"/>
-            <w:bottom w:w="0" w:type="dxa"/>
-          </w:tblCellMar>
-        </w:tblPrEx>
         <w:tc>
           <w:tcPr>
             <w:tcW w:w="1500" w:type="dxa"/>
@@ -842,12 +830,6 @@
         </w:tc>
       </w:tr>
       <w:tr>
-        <w:tblPrEx>
-          <w:tblCellMar>
-            <w:top w:w="0" w:type="dxa"/>
-            <w:bottom w:w="0" w:type="dxa"/>
-          </w:tblCellMar>
-        </w:tblPrEx>
         <w:tc>
           <w:tcPr>
             <w:tcW w:w="1500" w:type="dxa"/>
@@ -962,12 +944,6 @@
         </w:tc>
       </w:tr>
       <w:tr>
-        <w:tblPrEx>
-          <w:tblCellMar>
-            <w:top w:w="0" w:type="dxa"/>
-            <w:bottom w:w="0" w:type="dxa"/>
-          </w:tblCellMar>
-        </w:tblPrEx>
         <w:tc>
           <w:tcPr>
             <w:tcW w:w="1500" w:type="dxa"/>
@@ -1081,12 +1057,6 @@
         </w:tc>
       </w:tr>
       <w:tr>
-        <w:tblPrEx>
-          <w:tblCellMar>
-            <w:top w:w="0" w:type="dxa"/>
-            <w:bottom w:w="0" w:type="dxa"/>
-          </w:tblCellMar>
-        </w:tblPrEx>
         <w:tc>
           <w:tcPr>
             <w:tcW w:w="1500" w:type="dxa"/>
@@ -1200,12 +1170,6 @@
         </w:tc>
       </w:tr>
       <w:tr>
-        <w:tblPrEx>
-          <w:tblCellMar>
-            <w:top w:w="0" w:type="dxa"/>
-            <w:bottom w:w="0" w:type="dxa"/>
-          </w:tblCellMar>
-        </w:tblPrEx>
         <w:tc>
           <w:tcPr>
             <w:tcW w:w="1500" w:type="dxa"/>
@@ -1376,12 +1340,6 @@
         </w:tc>
       </w:tr>
       <w:tr>
-        <w:tblPrEx>
-          <w:tblCellMar>
-            <w:top w:w="0" w:type="dxa"/>
-            <w:bottom w:w="0" w:type="dxa"/>
-          </w:tblCellMar>
-        </w:tblPrEx>
         <w:tc>
           <w:tcPr>
             <w:tcW w:w="1500" w:type="dxa"/>
@@ -2151,7 +2109,25 @@
           <w:sz w:val="24"/>
           <w:szCs w:val="24"/>
         </w:rPr>
-        <w:t>GOS Eligibility Logic Correction</w:t>
+        <w:t xml:space="preserve">GOS Eligibility Logic </w:t>
+      </w:r>
+      <w:r>
+        <w:rPr>
+          <w:b/>
+          <w:bCs/>
+          <w:sz w:val="24"/>
+          <w:szCs w:val="24"/>
+        </w:rPr>
+        <w:t>-</w:t>
+      </w:r>
+      <w:r>
+        <w:rPr>
+          <w:b/>
+          <w:bCs/>
+          <w:sz w:val="24"/>
+          <w:szCs w:val="24"/>
+        </w:rPr>
+        <w:t xml:space="preserve"> Clinical Accuracy</w:t>
       </w:r>
     </w:p>
     <w:p>
@@ -2159,7 +2135,7 @@
         <w:spacing w:before="80" w:after="80" w:line="276" w:lineRule="auto"/>
       </w:pPr>
       <w:r>
-        <w:t xml:space="preserve">The initial GOS eligibility implementation used </w:t>
+        <w:t xml:space="preserve">The GOS eligibility service was carefully designed to reflect actual NHS clinical rules rather than making assumptions based on patient type alone. The key insight is that </w:t>
       </w:r>
       <w:proofErr w:type="spellStart"/>
       <w:r>
@@ -2167,21 +2143,7 @@
       </w:r>
       <w:proofErr w:type="spellEnd"/>
       <w:r>
-        <w:t xml:space="preserve"> as a primary eligibility criterion </w:t>
-      </w:r>
-      <w:r>
-        <w:t>-</w:t>
-      </w:r>
-      <w:r>
-        <w:t xml:space="preserve"> NHS patients were eligible, Private patients were not. This was incorrect. A Private patient can qualify for GOS1 if they are diabetic, over 60, or receive qualifying benefits. Patient type should be derived from eligibility, not the other way around. The logic was rewritten to evaluate each clinical and financial criterion independently, with </w:t>
-      </w:r>
-      <w:proofErr w:type="spellStart"/>
-      <w:r>
-        <w:t>patient_type</w:t>
-      </w:r>
-      <w:proofErr w:type="spellEnd"/>
-      <w:r>
-        <w:t xml:space="preserve"> only contributing through the </w:t>
+        <w:t xml:space="preserve"> plays two distinct roles: it acts as an early exit for Private patients (who pay out of pocket and have no NHS claim to make, so GOS forms are irrelevant to them), and it contributes one specific eligibility criterion through the </w:t>
       </w:r>
       <w:proofErr w:type="spellStart"/>
       <w:r>
@@ -2189,7 +2151,23 @@
       </w:r>
       <w:proofErr w:type="spellEnd"/>
       <w:r>
-        <w:t xml:space="preserve"> case (which requires age &gt;= 40).</w:t>
+        <w:t xml:space="preserve"> case, which qualifies a patient for GOS1 and GOS3 if they are aged 40 or over and have a close relative diagnosed with glaucoma.</w:t>
+      </w:r>
+    </w:p>
+    <w:p>
+      <w:pPr>
+        <w:spacing w:before="80" w:after="80" w:line="276" w:lineRule="auto"/>
+      </w:pPr>
+      <w:r>
+        <w:t xml:space="preserve">For all non-private patients, eligibility is evaluated independently across clinical criteria (diabetes, glaucoma, partial sight, hearing impairment, retinitis pigmentosa, age thresholds) and financial criteria (qualifying benefits such as Income Support, Universal Credit, Pension Credit, and HC2/HC3 certificates). GOS3 was also correctly distinguished from GOS1 — being aged 60 or over qualifies a patient for a free sight test (GOS1) but not automatically for an optical voucher (GOS3), which requires a specific medical or financial criterion. This distinction is frequently </w:t>
+      </w:r>
+      <w:proofErr w:type="spellStart"/>
+      <w:r>
+        <w:t>misimplemented</w:t>
+      </w:r>
+      <w:proofErr w:type="spellEnd"/>
+      <w:r>
+        <w:t xml:space="preserve"> in practice management software.</w:t>
       </w:r>
     </w:p>
     <w:p>
@@ -2261,6 +2239,7 @@
         <w:spacing w:before="60" w:after="60"/>
       </w:pPr>
       <w:r>
+        <w:lastRenderedPageBreak/>
         <w:t xml:space="preserve">Decision point prompting: explicitly listing open decisions and asking Claude Code to recommend with reasoning, then confirming or pushing back </w:t>
       </w:r>
       <w:r>
@@ -2319,7 +2298,6 @@
         <w:pStyle w:val="Heading2"/>
       </w:pPr>
       <w:r>
-        <w:lastRenderedPageBreak/>
         <w:t>4.2 When AI Excelled</w:t>
       </w:r>
     </w:p>
@@ -2636,6 +2614,7 @@
         <w:spacing w:before="60" w:after="60"/>
       </w:pPr>
       <w:r>
+        <w:lastRenderedPageBreak/>
         <w:t>Clinical examination records with four tabs, carry-forward from previous exams, sign-off, and PDF generation</w:t>
       </w:r>
     </w:p>
@@ -2722,7 +2701,6 @@
         <w:pStyle w:val="Heading2"/>
       </w:pPr>
       <w:r>
-        <w:lastRenderedPageBreak/>
         <w:t>5.2 Commercial Viability</w:t>
       </w:r>
     </w:p>
